--- a/sterlings_glassbar.docx
+++ b/sterlings_glassbar.docx
@@ -1,19 +1,12 @@
 
 <file path=word/document.xml><?xml version="1.0" encoding="utf-8"?>
-<w:document xmlns:o="urn:schemas-microsoft-com:office:office" xmlns:r="http://schemas.openxmlformats.org/officeDocument/2006/relationships" xmlns:v="urn:schemas-microsoft-com:vml" xmlns:w="http://schemas.openxmlformats.org/wordprocessingml/2006/main" xmlns:w10="urn:schemas-microsoft-com:office:word" xmlns:wp="http://schemas.openxmlformats.org/drawingml/2006/wordprocessingDrawing" xmlns:pic="http://schemas.openxmlformats.org/drawingml/2006/picture" xmlns:wps="http://schemas.microsoft.com/office/word/2010/wordprocessingShape" xmlns:wpg="http://schemas.microsoft.com/office/word/2010/wordprocessingGroup" xmlns:mc="http://schemas.openxmlformats.org/markup-compatibility/2006" xmlns:wp14="http://schemas.microsoft.com/office/word/2010/wordprocessingDrawing" xmlns:w14="http://schemas.microsoft.com/office/word/2010/wordml" xmlns:w15="http://schemas.microsoft.com/office/word/2012/wordml" mc:Ignorable="w14 wp14 w15">
+<w:document xmlns:wpc="http://schemas.microsoft.com/office/word/2010/wordprocessingCanvas" xmlns:cx="http://schemas.microsoft.com/office/drawing/2014/chartex" xmlns:cx1="http://schemas.microsoft.com/office/drawing/2015/9/8/chartex" xmlns:cx2="http://schemas.microsoft.com/office/drawing/2015/10/21/chartex" xmlns:cx3="http://schemas.microsoft.com/office/drawing/2016/5/9/chartex" xmlns:cx4="http://schemas.microsoft.com/office/drawing/2016/5/10/chartex" xmlns:cx5="http://schemas.microsoft.com/office/drawing/2016/5/11/chartex" xmlns:cx6="http://schemas.microsoft.com/office/drawing/2016/5/12/chartex" xmlns:cx7="http://schemas.microsoft.com/office/drawing/2016/5/13/chartex" xmlns:cx8="http://schemas.microsoft.com/office/drawing/2016/5/14/chartex" xmlns:mc="http://schemas.openxmlformats.org/markup-compatibility/2006" xmlns:aink="http://schemas.microsoft.com/office/drawing/2016/ink" xmlns:am3d="http://schemas.microsoft.com/office/drawing/2017/model3d" xmlns:o="urn:schemas-microsoft-com:office:office" xmlns:oel="http://schemas.microsoft.com/office/2019/extlst" xmlns:r="http://schemas.openxmlformats.org/officeDocument/2006/relationships" xmlns:m="http://schemas.openxmlformats.org/officeDocument/2006/math" xmlns:v="urn:schemas-microsoft-com:vml" xmlns:wp14="http://schemas.microsoft.com/office/word/2010/wordprocessingDrawing" xmlns:wp="http://schemas.openxmlformats.org/drawingml/2006/wordprocessingDrawing" xmlns:w10="urn:schemas-microsoft-com:office:word" xmlns:w="http://schemas.openxmlformats.org/wordprocessingml/2006/main" xmlns:w14="http://schemas.microsoft.com/office/word/2010/wordml" xmlns:w15="http://schemas.microsoft.com/office/word/2012/wordml" xmlns:w16cex="http://schemas.microsoft.com/office/word/2018/wordml/cex" xmlns:w16cid="http://schemas.microsoft.com/office/word/2016/wordml/cid" xmlns:w16="http://schemas.microsoft.com/office/word/2018/wordml" xmlns:w16du="http://schemas.microsoft.com/office/word/2023/wordml/word16du" xmlns:w16sdtdh="http://schemas.microsoft.com/office/word/2020/wordml/sdtdatahash" xmlns:w16sdtfl="http://schemas.microsoft.com/office/word/2024/wordml/sdtformatlock" xmlns:w16se="http://schemas.microsoft.com/office/word/2015/wordml/symex" xmlns:wpg="http://schemas.microsoft.com/office/word/2010/wordprocessingGroup" xmlns:wpi="http://schemas.microsoft.com/office/word/2010/wordprocessingInk" xmlns:wne="http://schemas.microsoft.com/office/word/2006/wordml" xmlns:wps="http://schemas.microsoft.com/office/word/2010/wordprocessingShape" mc:Ignorable="w14 w15 w16se w16cid w16 w16cex w16sdtdh w16sdtfl w16du wp14">
   <w:body>
     <w:tbl>
       <w:tblPr>
         <w:tblW w:w="10206" w:type="dxa"/>
-        <w:jc w:val="start"/>
-        <w:tblInd w:w="0" w:type="dxa"/>
         <w:tblLayout w:type="fixed"/>
-        <w:tblCellMar>
-          <w:top w:w="0" w:type="dxa"/>
-          <w:start w:w="108" w:type="dxa"/>
-          <w:bottom w:w="0" w:type="dxa"/>
-          <w:end w:w="108" w:type="dxa"/>
-        </w:tblCellMar>
+        <w:tblLook w:val="0000" w:firstRow="0" w:lastRow="0" w:firstColumn="0" w:lastColumn="0" w:noHBand="0" w:noVBand="0"/>
       </w:tblPr>
       <w:tblGrid>
         <w:gridCol w:w="1701"/>
@@ -25,173 +18,121 @@
       </w:tblGrid>
       <w:tr>
         <w:trPr>
-          <w:trHeight w:val="180" w:hRule="exact"/>
+          <w:trHeight w:hRule="exact" w:val="180"/>
         </w:trPr>
         <w:tc>
           <w:tcPr>
             <w:tcW w:w="1701" w:type="dxa"/>
-            <w:tcBorders/>
-            <w:shd w:fill="F9A8C9" w:val="clear"/>
+            <w:shd w:val="clear" w:color="auto" w:fill="F9A8C9"/>
           </w:tcPr>
-          <w:p>
-            <w:pPr>
-              <w:pStyle w:val="Normal"/>
-              <w:rPr/>
-            </w:pPr>
-            <w:r>
-              <w:rPr/>
-            </w:r>
-          </w:p>
+          <w:p/>
         </w:tc>
         <w:tc>
           <w:tcPr>
             <w:tcW w:w="1700" w:type="dxa"/>
-            <w:tcBorders/>
-            <w:shd w:fill="FFFFFF" w:val="clear"/>
+            <w:shd w:val="clear" w:color="auto" w:fill="FFFFFF"/>
           </w:tcPr>
-          <w:p>
-            <w:pPr>
-              <w:pStyle w:val="Normal"/>
-              <w:rPr/>
-            </w:pPr>
-            <w:r>
-              <w:rPr/>
-            </w:r>
-          </w:p>
+          <w:p/>
         </w:tc>
         <w:tc>
           <w:tcPr>
             <w:tcW w:w="1702" w:type="dxa"/>
-            <w:tcBorders/>
-            <w:shd w:fill="A8D8EA" w:val="clear"/>
+            <w:shd w:val="clear" w:color="auto" w:fill="A8D8EA"/>
           </w:tcPr>
-          <w:p>
-            <w:pPr>
-              <w:pStyle w:val="Normal"/>
-              <w:rPr/>
-            </w:pPr>
-            <w:r>
-              <w:rPr/>
-            </w:r>
-          </w:p>
+          <w:p/>
         </w:tc>
         <w:tc>
           <w:tcPr>
             <w:tcW w:w="1701" w:type="dxa"/>
-            <w:tcBorders/>
-            <w:shd w:fill="FFFFFF" w:val="clear"/>
+            <w:shd w:val="clear" w:color="auto" w:fill="FFFFFF"/>
           </w:tcPr>
-          <w:p>
-            <w:pPr>
-              <w:pStyle w:val="Normal"/>
-              <w:rPr/>
-            </w:pPr>
-            <w:r>
-              <w:rPr/>
-            </w:r>
-          </w:p>
+          <w:p/>
         </w:tc>
         <w:tc>
           <w:tcPr>
             <w:tcW w:w="1700" w:type="dxa"/>
-            <w:tcBorders/>
-            <w:shd w:fill="F9D29E" w:val="clear"/>
+            <w:shd w:val="clear" w:color="auto" w:fill="F9D29E"/>
           </w:tcPr>
-          <w:p>
-            <w:pPr>
-              <w:pStyle w:val="Normal"/>
-              <w:rPr/>
-            </w:pPr>
-            <w:r>
-              <w:rPr/>
-            </w:r>
-          </w:p>
+          <w:p/>
         </w:tc>
         <w:tc>
           <w:tcPr>
             <w:tcW w:w="1702" w:type="dxa"/>
-            <w:tcBorders/>
-            <w:shd w:fill="FFFFFF" w:val="clear"/>
+            <w:shd w:val="clear" w:color="auto" w:fill="FFFFFF"/>
           </w:tcPr>
-          <w:p>
-            <w:pPr>
-              <w:pStyle w:val="Normal"/>
-              <w:rPr/>
-            </w:pPr>
-            <w:r>
-              <w:rPr/>
-            </w:r>
-          </w:p>
+          <w:p/>
         </w:tc>
       </w:tr>
     </w:tbl>
     <w:p>
       <w:pPr>
-        <w:pStyle w:val="Normal"/>
-        <w:spacing w:before="0" w:after="320"/>
-        <w:rPr/>
+        <w:spacing w:after="320"/>
       </w:pPr>
-      <w:r>
-        <w:rPr/>
-      </w:r>
     </w:p>
     <w:p>
       <w:pPr>
-        <w:pStyle w:val="Normal"/>
-        <w:spacing w:before="0" w:after="100"/>
+        <w:spacing w:after="100"/>
         <w:jc w:val="center"/>
-        <w:rPr/>
       </w:pPr>
+      <w:proofErr w:type="gramStart"/>
       <w:r>
         <w:rPr>
-          <w:rFonts w:eastAsia="Arial" w:cs="Arial" w:ascii="Arial" w:hAnsi="Arial"/>
+          <w:rFonts w:ascii="Arial" w:eastAsia="Arial" w:hAnsi="Arial" w:cs="Arial"/>
           <w:color w:val="C8856A"/>
           <w:spacing w:val="80"/>
           <w:sz w:val="18"/>
           <w:szCs w:val="18"/>
         </w:rPr>
-        <w:t xml:space="preserve">✦  </w:t>
+        <w:t>✦  Välkommen</w:t>
       </w:r>
+      <w:proofErr w:type="gramEnd"/>
       <w:r>
         <w:rPr>
-          <w:rFonts w:eastAsia="Arial" w:cs="Arial" w:ascii="Arial" w:hAnsi="Arial"/>
+          <w:rFonts w:ascii="Arial" w:eastAsia="Arial" w:hAnsi="Arial" w:cs="Arial"/>
           <w:color w:val="C8856A"/>
           <w:spacing w:val="80"/>
           <w:sz w:val="18"/>
           <w:szCs w:val="18"/>
         </w:rPr>
-        <w:t>Välkommen till  ✦</w:t>
+        <w:t xml:space="preserve"> </w:t>
       </w:r>
+      <w:proofErr w:type="gramStart"/>
+      <w:r>
+        <w:rPr>
+          <w:rFonts w:ascii="Arial" w:eastAsia="Arial" w:hAnsi="Arial" w:cs="Arial"/>
+          <w:color w:val="C8856A"/>
+          <w:spacing w:val="80"/>
+          <w:sz w:val="18"/>
+          <w:szCs w:val="18"/>
+        </w:rPr>
+        <w:t>till  ✦</w:t>
+      </w:r>
+      <w:proofErr w:type="gramEnd"/>
     </w:p>
     <w:p>
       <w:pPr>
-        <w:pStyle w:val="Normal"/>
-        <w:spacing w:before="0" w:after="0"/>
         <w:jc w:val="center"/>
-        <w:rPr/>
       </w:pPr>
       <w:r>
         <w:rPr>
-          <w:rFonts w:eastAsia="Palatino Linotype" w:cs="Palatino Linotype" w:ascii="Palatino Linotype" w:hAnsi="Palatino Linotype"/>
+          <w:rFonts w:ascii="Palatino Linotype" w:eastAsia="Palatino Linotype" w:hAnsi="Palatino Linotype" w:cs="Palatino Linotype"/>
           <w:b/>
           <w:bCs/>
           <w:color w:val="2D1A0E"/>
           <w:sz w:val="80"/>
           <w:szCs w:val="80"/>
         </w:rPr>
-        <w:t>Elviras</w:t>
+        <w:t>Sterlings</w:t>
       </w:r>
     </w:p>
     <w:p>
       <w:pPr>
-        <w:pStyle w:val="Normal"/>
-        <w:spacing w:before="0" w:after="120"/>
+        <w:spacing w:after="120"/>
         <w:jc w:val="center"/>
-        <w:rPr/>
       </w:pPr>
       <w:r>
         <w:rPr>
-          <w:rFonts w:eastAsia="Palatino Linotype" w:cs="Palatino Linotype" w:ascii="Palatino Linotype" w:hAnsi="Palatino Linotype"/>
+          <w:rFonts w:ascii="Palatino Linotype" w:eastAsia="Palatino Linotype" w:hAnsi="Palatino Linotype" w:cs="Palatino Linotype"/>
           <w:i/>
           <w:iCs/>
           <w:color w:val="C8856A"/>
@@ -203,188 +144,129 @@
     </w:p>
     <w:p>
       <w:pPr>
-        <w:pStyle w:val="Normal"/>
-        <w:spacing w:before="0" w:after="200"/>
+        <w:spacing w:after="200"/>
         <w:jc w:val="center"/>
-        <w:rPr/>
       </w:pPr>
       <w:r>
         <w:rPr>
-          <w:rFonts w:eastAsia="Arial" w:cs="Arial" w:ascii="Arial" w:hAnsi="Arial"/>
+          <w:rFonts w:ascii="Arial" w:eastAsia="Arial" w:hAnsi="Arial" w:cs="Arial"/>
           <w:color w:val="7A5C44"/>
           <w:sz w:val="22"/>
           <w:szCs w:val="22"/>
         </w:rPr>
-        <w:t>Hemgjord glass – 15-årskalas 2026</w:t>
+        <w:t>Hemgjord glass</w:t>
+      </w:r>
+      <w:r>
+        <w:rPr>
+          <w:rFonts w:ascii="Arial" w:eastAsia="Arial" w:hAnsi="Arial" w:cs="Arial"/>
+          <w:color w:val="7A5C44"/>
+          <w:sz w:val="22"/>
+          <w:szCs w:val="22"/>
+        </w:rPr>
+        <w:t xml:space="preserve"> från Sterlings Glass </w:t>
+      </w:r>
+      <w:r>
+        <w:rPr>
+          <w:rFonts w:ascii="Arial" w:eastAsia="Arial" w:hAnsi="Arial" w:cs="Arial"/>
+          <w:color w:val="7A5C44"/>
+          <w:sz w:val="22"/>
+          <w:szCs w:val="22"/>
+        </w:rPr>
+        <w:t xml:space="preserve">– </w:t>
+      </w:r>
+      <w:r>
+        <w:rPr>
+          <w:rFonts w:ascii="Arial" w:eastAsia="Arial" w:hAnsi="Arial" w:cs="Arial"/>
+          <w:color w:val="7A5C44"/>
+          <w:sz w:val="22"/>
+          <w:szCs w:val="22"/>
+        </w:rPr>
+        <w:t>skapad med kärlek</w:t>
       </w:r>
     </w:p>
     <w:p>
       <w:pPr>
-        <w:pStyle w:val="Normal"/>
         <w:pBdr>
           <w:bottom w:val="single" w:sz="6" w:space="10" w:color="F9A8C9"/>
         </w:pBdr>
-        <w:spacing w:before="0" w:after="320"/>
+        <w:spacing w:after="320"/>
         <w:jc w:val="center"/>
-        <w:rPr/>
       </w:pPr>
-      <w:r>
-        <w:rPr/>
-      </w:r>
     </w:p>
     <w:p>
       <w:pPr>
-        <w:pStyle w:val="Normal"/>
-        <w:spacing w:before="0" w:after="400"/>
-        <w:rPr/>
+        <w:spacing w:after="400"/>
       </w:pPr>
-      <w:r>
-        <w:rPr/>
-      </w:r>
     </w:p>
     <w:tbl>
       <w:tblPr>
         <w:tblW w:w="10206" w:type="dxa"/>
-        <w:jc w:val="start"/>
-        <w:tblInd w:w="0" w:type="dxa"/>
         <w:tblLayout w:type="fixed"/>
         <w:tblCellMar>
-          <w:top w:w="0" w:type="dxa"/>
-          <w:start w:w="0" w:type="dxa"/>
-          <w:bottom w:w="0" w:type="dxa"/>
-          <w:end w:w="0" w:type="dxa"/>
+          <w:left w:w="0" w:type="dxa"/>
+          <w:right w:w="0" w:type="dxa"/>
         </w:tblCellMar>
+        <w:tblLook w:val="0000" w:firstRow="0" w:lastRow="0" w:firstColumn="0" w:lastColumn="0" w:noHBand="0" w:noVBand="0"/>
       </w:tblPr>
       <w:tblGrid>
         <w:gridCol w:w="10206"/>
       </w:tblGrid>
       <w:tr>
-        <w:trPr/>
         <w:tc>
           <w:tcPr>
             <w:tcW w:w="10206" w:type="dxa"/>
-            <w:tcBorders/>
-            <w:shd w:fill="FFF8F0" w:val="clear"/>
+            <w:shd w:val="clear" w:color="auto" w:fill="FFF8F0"/>
           </w:tcPr>
           <w:p>
             <w:pPr>
-              <w:pStyle w:val="Normal"/>
               <w:spacing w:before="40" w:after="200"/>
               <w:jc w:val="center"/>
-              <w:rPr/>
             </w:pPr>
             <w:r>
-              <w:drawing>
-                <wp:anchor distT="0" distB="0" distL="0" distR="0" simplePos="0" relativeHeight="2" behindDoc="0" locked="0" layoutInCell="0" allowOverlap="1">
-                  <wp:simplePos x="0" y="0"/>
-                  <wp:positionH relativeFrom="column">
-                    <wp:posOffset>2447925</wp:posOffset>
-                  </wp:positionH>
-                  <wp:positionV relativeFrom="paragraph">
-                    <wp:posOffset>412750</wp:posOffset>
-                  </wp:positionV>
-                  <wp:extent cx="1640840" cy="1640840"/>
-                  <wp:effectExtent l="0" t="0" r="0" b="0"/>
-                  <wp:wrapSquare wrapText="largest"/>
-                  <wp:docPr id="1" name="Bild1"/>
-                  <wp:cNvGraphicFramePr>
-                    <a:graphicFrameLocks xmlns:a="http://schemas.openxmlformats.org/drawingml/2006/main" noChangeAspect="1"/>
-                  </wp:cNvGraphicFramePr>
-                  <a:graphic xmlns:a="http://schemas.openxmlformats.org/drawingml/2006/main">
-                    <a:graphicData uri="http://schemas.openxmlformats.org/drawingml/2006/picture">
-                      <pic:pic xmlns:pic="http://schemas.openxmlformats.org/drawingml/2006/picture">
-                        <pic:nvPicPr>
-                          <pic:cNvPr id="1" name="Bild1"/>
-                          <pic:cNvPicPr>
-                            <a:picLocks noChangeAspect="1" noChangeArrowheads="1"/>
-                          </pic:cNvPicPr>
-                        </pic:nvPicPr>
-                        <pic:blipFill>
-                          <a:blip r:embed="rId2"/>
-                          <a:stretch>
-                            <a:fillRect/>
-                          </a:stretch>
-                        </pic:blipFill>
-                        <pic:spPr bwMode="auto">
-                          <a:xfrm>
-                            <a:off x="0" y="0"/>
-                            <a:ext cx="1640840" cy="1640840"/>
-                          </a:xfrm>
-                          <a:prstGeom prst="rect">
-                            <a:avLst/>
-                          </a:prstGeom>
-                          <a:noFill/>
-                        </pic:spPr>
-                      </pic:pic>
-                    </a:graphicData>
-                  </a:graphic>
-                </wp:anchor>
-              </w:drawing>
-            </w:r>
-            <w:r>
               <w:rPr>
-                <w:rFonts w:eastAsia="Palatino Linotype" w:cs="Palatino Linotype" w:ascii="Palatino Linotype" w:hAnsi="Palatino Linotype"/>
+                <w:rFonts w:ascii="Palatino Linotype" w:eastAsia="Palatino Linotype" w:hAnsi="Palatino Linotype" w:cs="Palatino Linotype"/>
                 <w:i/>
                 <w:iCs/>
                 <w:color w:val="C8856A"/>
                 <w:sz w:val="22"/>
                 <w:szCs w:val="22"/>
               </w:rPr>
-              <w:t xml:space="preserve">— </w:t>
-            </w:r>
-            <w:r>
-              <w:rPr>
-                <w:rFonts w:eastAsia="Palatino Linotype" w:cs="Palatino Linotype" w:ascii="Palatino Linotype" w:hAnsi="Palatino Linotype"/>
-                <w:i/>
-                <w:iCs/>
-                <w:color w:val="C8856A"/>
-                <w:sz w:val="22"/>
-                <w:szCs w:val="22"/>
-              </w:rPr>
-              <w:t>Skanna för digital meny —</w:t>
+              <w:t>— Skanna för digital meny —</w:t>
             </w:r>
           </w:p>
           <w:tbl>
             <w:tblPr>
               <w:tblW w:w="2938" w:type="dxa"/>
-              <w:jc w:val="start"/>
               <w:tblInd w:w="3640" w:type="dxa"/>
               <w:tblLayout w:type="fixed"/>
-              <w:tblCellMar>
-                <w:top w:w="0" w:type="dxa"/>
-                <w:start w:w="108" w:type="dxa"/>
-                <w:bottom w:w="0" w:type="dxa"/>
-                <w:end w:w="108" w:type="dxa"/>
-              </w:tblCellMar>
+              <w:tblLook w:val="0000" w:firstRow="0" w:lastRow="0" w:firstColumn="0" w:lastColumn="0" w:noHBand="0" w:noVBand="0"/>
             </w:tblPr>
             <w:tblGrid>
               <w:gridCol w:w="2938"/>
             </w:tblGrid>
             <w:tr>
               <w:trPr>
-                <w:trHeight w:val="2800" w:hRule="exact"/>
+                <w:trHeight w:hRule="exact" w:val="2800"/>
               </w:trPr>
               <w:tc>
                 <w:tcPr>
                   <w:tcW w:w="2938" w:type="dxa"/>
                   <w:tcBorders>
                     <w:top w:val="dashed" w:sz="8" w:space="0" w:color="C8856A"/>
-                    <w:start w:val="dashed" w:sz="8" w:space="0" w:color="C8856A"/>
+                    <w:left w:val="dashed" w:sz="8" w:space="0" w:color="C8856A"/>
                     <w:bottom w:val="dashed" w:sz="8" w:space="0" w:color="C8856A"/>
-                    <w:end w:val="dashed" w:sz="8" w:space="0" w:color="C8856A"/>
+                    <w:right w:val="dashed" w:sz="8" w:space="0" w:color="C8856A"/>
                   </w:tcBorders>
-                  <w:shd w:fill="FFFFFF" w:val="clear"/>
+                  <w:shd w:val="clear" w:color="auto" w:fill="FFFFFF"/>
                   <w:vAlign w:val="center"/>
                 </w:tcPr>
                 <w:p>
                   <w:pPr>
-                    <w:pStyle w:val="Normal"/>
                     <w:jc w:val="center"/>
-                    <w:rPr/>
                   </w:pPr>
                   <w:r>
                     <w:rPr>
-                      <w:rFonts w:eastAsia="Segoe UI Symbol" w:cs="Segoe UI Symbol" w:ascii="Segoe UI Symbol" w:hAnsi="Segoe UI Symbol"/>
+                      <w:rFonts w:ascii="Segoe UI Symbol" w:eastAsia="Segoe UI Symbol" w:hAnsi="Segoe UI Symbol" w:cs="Segoe UI Symbol"/>
                       <w:color w:val="E8D0C4"/>
                       <w:sz w:val="160"/>
                       <w:szCs w:val="160"/>
@@ -394,17 +276,13 @@
                 </w:p>
                 <w:p>
                   <w:pPr>
-                    <w:pStyle w:val="Normal"/>
-                    <w:spacing w:before="80" w:after="0"/>
+                    <w:spacing w:before="80"/>
                     <w:jc w:val="center"/>
-                    <w:rPr/>
                   </w:pPr>
                   <w:r>
                     <w:rPr>
-                      <w:rFonts w:eastAsia="Arial" w:cs="Arial" w:ascii="Arial" w:hAnsi="Arial"/>
+                      <w:rFonts w:ascii="Arial" w:eastAsia="Arial" w:hAnsi="Arial" w:cs="Arial"/>
                       <w:color w:val="B09A8A"/>
-                      <w:sz w:val="20"/>
-                      <w:szCs w:val="20"/>
                     </w:rPr>
                     <w:t>QR-kod placeras här</w:t>
                   </w:r>
@@ -412,85 +290,37 @@
               </w:tc>
             </w:tr>
           </w:tbl>
-          <w:p>
-            <w:pPr>
-              <w:pStyle w:val="Normal"/>
-              <w:rPr/>
-            </w:pPr>
-            <w:r>
-              <w:rPr/>
-            </w:r>
-          </w:p>
+          <w:p/>
         </w:tc>
       </w:tr>
     </w:tbl>
     <w:p>
       <w:pPr>
-        <w:pStyle w:val="Normal"/>
-        <w:spacing w:before="0" w:after="300"/>
-        <w:rPr/>
+        <w:spacing w:after="300"/>
       </w:pPr>
-      <w:r>
-        <w:rPr/>
-      </w:r>
     </w:p>
     <w:p>
       <w:pPr>
-        <w:pStyle w:val="Normal"/>
         <w:pBdr>
           <w:top w:val="single" w:sz="4" w:space="8" w:color="EEDDD2"/>
         </w:pBdr>
-        <w:spacing w:before="0" w:after="160"/>
+        <w:spacing w:after="160"/>
         <w:jc w:val="center"/>
-        <w:rPr/>
       </w:pPr>
-      <w:r>
-        <w:rPr/>
-      </w:r>
     </w:p>
     <w:p>
       <w:pPr>
-        <w:pStyle w:val="Normal"/>
-        <w:spacing w:before="0" w:after="60"/>
+        <w:spacing w:after="60"/>
         <w:jc w:val="center"/>
-        <w:rPr/>
+      </w:pPr>
+    </w:p>
+    <w:p>
+      <w:pPr>
+        <w:jc w:val="center"/>
       </w:pPr>
       <w:r>
         <w:rPr>
-          <w:rFonts w:eastAsia="Segoe UI Emoji" w:cs="Segoe UI Emoji" w:ascii="Segoe UI Emoji" w:hAnsi="Segoe UI Emoji"/>
-          <w:sz w:val="22"/>
-          <w:szCs w:val="22"/>
-        </w:rPr>
-        <w:t>🎂</w:t>
-      </w:r>
-    </w:p>
-    <w:p>
-      <w:pPr>
-        <w:pStyle w:val="Normal"/>
-        <w:spacing w:before="0" w:after="60"/>
-        <w:jc w:val="center"/>
-        <w:rPr/>
-      </w:pPr>
-      <w:r>
-        <w:rPr>
-          <w:rFonts w:eastAsia="Arial" w:cs="Arial" w:ascii="Arial" w:hAnsi="Arial"/>
-          <w:color w:val="B09A8A"/>
-          <w:sz w:val="16"/>
-          <w:szCs w:val="16"/>
-        </w:rPr>
-        <w:t>Grattis på 15-årsdagen, Elvira!</w:t>
-      </w:r>
-    </w:p>
-    <w:p>
-      <w:pPr>
-        <w:pStyle w:val="Normal"/>
-        <w:spacing w:before="0" w:after="0"/>
-        <w:jc w:val="center"/>
-        <w:rPr/>
-      </w:pPr>
-      <w:r>
-        <w:rPr>
-          <w:rFonts w:eastAsia="Arial" w:cs="Arial" w:ascii="Arial" w:hAnsi="Arial"/>
+          <w:rFonts w:ascii="Arial" w:eastAsia="Arial" w:hAnsi="Arial" w:cs="Arial"/>
           <w:color w:val="B09A8A"/>
           <w:sz w:val="16"/>
           <w:szCs w:val="16"/>
@@ -499,114 +329,531 @@
       </w:r>
     </w:p>
     <w:sectPr>
-      <w:type w:val="nextPage"/>
       <w:pgSz w:w="11906" w:h="16838"/>
-      <w:pgMar w:left="850" w:right="850" w:gutter="0" w:header="0" w:top="850" w:footer="0" w:bottom="850"/>
-      <w:pgNumType w:fmt="decimal"/>
-      <w:formProt w:val="false"/>
-      <w:textDirection w:val="lrTb"/>
-      <w:docGrid w:type="default" w:linePitch="360" w:charSpace="0"/>
+      <w:pgMar w:top="850" w:right="850" w:bottom="850" w:left="850" w:header="0" w:footer="0" w:gutter="0"/>
+      <w:cols w:space="720"/>
+      <w:formProt w:val="0"/>
+      <w:docGrid w:linePitch="360"/>
     </w:sectPr>
   </w:body>
 </w:document>
 </file>
 
 <file path=word/styles.xml><?xml version="1.0" encoding="utf-8"?>
-<w:styles xmlns:w="http://schemas.openxmlformats.org/wordprocessingml/2006/main" xmlns:w14="http://schemas.microsoft.com/office/word/2010/wordml" xmlns:mc="http://schemas.openxmlformats.org/markup-compatibility/2006" mc:Ignorable="w14">
+<w:styles xmlns:mc="http://schemas.openxmlformats.org/markup-compatibility/2006" xmlns:r="http://schemas.openxmlformats.org/officeDocument/2006/relationships" xmlns:w="http://schemas.openxmlformats.org/wordprocessingml/2006/main" xmlns:w14="http://schemas.microsoft.com/office/word/2010/wordml" xmlns:w15="http://schemas.microsoft.com/office/word/2012/wordml" xmlns:w16cex="http://schemas.microsoft.com/office/word/2018/wordml/cex" xmlns:w16cid="http://schemas.microsoft.com/office/word/2016/wordml/cid" xmlns:w16="http://schemas.microsoft.com/office/word/2018/wordml" xmlns:w16du="http://schemas.microsoft.com/office/word/2023/wordml/word16du" xmlns:w16sdtdh="http://schemas.microsoft.com/office/word/2020/wordml/sdtdatahash" xmlns:w16sdtfl="http://schemas.microsoft.com/office/word/2024/wordml/sdtformatlock" xmlns:w16se="http://schemas.microsoft.com/office/word/2015/wordml/symex" mc:Ignorable="w14 w15 w16se w16cid w16 w16cex w16sdtdh w16sdtfl w16du">
   <w:docDefaults>
     <w:rPrDefault>
       <w:rPr>
-        <w:rFonts w:ascii="Times New Roman" w:hAnsi="Times New Roman" w:eastAsia="Noto Serif CJK SC" w:cs="Noto Sans Devanagari"/>
+        <w:rFonts w:ascii="Times New Roman" w:eastAsia="Noto Serif CJK SC" w:hAnsi="Times New Roman" w:cs="Noto Sans Devanagari"/>
         <w:lang w:val="sv-SE" w:eastAsia="zh-CN" w:bidi="hi-IN"/>
       </w:rPr>
     </w:rPrDefault>
     <w:pPrDefault>
       <w:pPr>
-        <w:suppressAutoHyphens w:val="true"/>
+        <w:suppressAutoHyphens/>
       </w:pPr>
     </w:pPrDefault>
   </w:docDefaults>
-  <w:style w:type="paragraph" w:styleId="Normal">
+  <w:latentStyles w:defLockedState="0" w:defUIPriority="99" w:defSemiHidden="0" w:defUnhideWhenUsed="0" w:defQFormat="0" w:count="376">
+    <w:lsdException w:name="Normal" w:uiPriority="0" w:qFormat="1"/>
+    <w:lsdException w:name="heading 1" w:uiPriority="9" w:qFormat="1"/>
+    <w:lsdException w:name="heading 2" w:semiHidden="1" w:uiPriority="9" w:unhideWhenUsed="1" w:qFormat="1"/>
+    <w:lsdException w:name="heading 3" w:semiHidden="1" w:uiPriority="9" w:unhideWhenUsed="1" w:qFormat="1"/>
+    <w:lsdException w:name="heading 4" w:semiHidden="1" w:uiPriority="9" w:unhideWhenUsed="1" w:qFormat="1"/>
+    <w:lsdException w:name="heading 5" w:semiHidden="1" w:uiPriority="9" w:unhideWhenUsed="1" w:qFormat="1"/>
+    <w:lsdException w:name="heading 6" w:semiHidden="1" w:uiPriority="9" w:unhideWhenUsed="1" w:qFormat="1"/>
+    <w:lsdException w:name="heading 7" w:semiHidden="1" w:uiPriority="9" w:unhideWhenUsed="1" w:qFormat="1"/>
+    <w:lsdException w:name="heading 8" w:semiHidden="1" w:uiPriority="9" w:unhideWhenUsed="1" w:qFormat="1"/>
+    <w:lsdException w:name="heading 9" w:semiHidden="1" w:uiPriority="9" w:unhideWhenUsed="1" w:qFormat="1"/>
+    <w:lsdException w:name="index 1" w:semiHidden="1" w:unhideWhenUsed="1"/>
+    <w:lsdException w:name="index 2" w:semiHidden="1" w:unhideWhenUsed="1"/>
+    <w:lsdException w:name="index 3" w:semiHidden="1" w:unhideWhenUsed="1"/>
+    <w:lsdException w:name="index 4" w:semiHidden="1" w:unhideWhenUsed="1"/>
+    <w:lsdException w:name="index 5" w:semiHidden="1" w:unhideWhenUsed="1"/>
+    <w:lsdException w:name="index 6" w:semiHidden="1" w:unhideWhenUsed="1"/>
+    <w:lsdException w:name="index 7" w:semiHidden="1" w:unhideWhenUsed="1"/>
+    <w:lsdException w:name="index 8" w:semiHidden="1" w:unhideWhenUsed="1"/>
+    <w:lsdException w:name="index 9" w:semiHidden="1" w:unhideWhenUsed="1"/>
+    <w:lsdException w:name="toc 1" w:semiHidden="1" w:uiPriority="39" w:unhideWhenUsed="1"/>
+    <w:lsdException w:name="toc 2" w:semiHidden="1" w:uiPriority="39" w:unhideWhenUsed="1"/>
+    <w:lsdException w:name="toc 3" w:semiHidden="1" w:uiPriority="39" w:unhideWhenUsed="1"/>
+    <w:lsdException w:name="toc 4" w:semiHidden="1" w:uiPriority="39" w:unhideWhenUsed="1"/>
+    <w:lsdException w:name="toc 5" w:semiHidden="1" w:uiPriority="39" w:unhideWhenUsed="1"/>
+    <w:lsdException w:name="toc 6" w:semiHidden="1" w:uiPriority="39" w:unhideWhenUsed="1"/>
+    <w:lsdException w:name="toc 7" w:semiHidden="1" w:uiPriority="39" w:unhideWhenUsed="1"/>
+    <w:lsdException w:name="toc 8" w:semiHidden="1" w:uiPriority="39" w:unhideWhenUsed="1"/>
+    <w:lsdException w:name="toc 9" w:semiHidden="1" w:uiPriority="39" w:unhideWhenUsed="1"/>
+    <w:lsdException w:name="Normal Indent" w:semiHidden="1" w:unhideWhenUsed="1"/>
+    <w:lsdException w:name="footnote text" w:semiHidden="1" w:unhideWhenUsed="1"/>
+    <w:lsdException w:name="annotation text" w:semiHidden="1" w:unhideWhenUsed="1"/>
+    <w:lsdException w:name="header" w:semiHidden="1" w:unhideWhenUsed="1"/>
+    <w:lsdException w:name="footer" w:semiHidden="1" w:unhideWhenUsed="1"/>
+    <w:lsdException w:name="index heading" w:semiHidden="1" w:unhideWhenUsed="1"/>
+    <w:lsdException w:name="caption" w:semiHidden="1" w:uiPriority="35" w:unhideWhenUsed="1" w:qFormat="1"/>
+    <w:lsdException w:name="table of figures" w:semiHidden="1" w:unhideWhenUsed="1"/>
+    <w:lsdException w:name="envelope address" w:semiHidden="1" w:unhideWhenUsed="1"/>
+    <w:lsdException w:name="envelope return" w:semiHidden="1" w:unhideWhenUsed="1"/>
+    <w:lsdException w:name="footnote reference" w:semiHidden="1" w:unhideWhenUsed="1"/>
+    <w:lsdException w:name="annotation reference" w:semiHidden="1" w:unhideWhenUsed="1"/>
+    <w:lsdException w:name="line number" w:semiHidden="1" w:unhideWhenUsed="1"/>
+    <w:lsdException w:name="page number" w:semiHidden="1" w:unhideWhenUsed="1"/>
+    <w:lsdException w:name="endnote reference" w:semiHidden="1" w:unhideWhenUsed="1"/>
+    <w:lsdException w:name="endnote text" w:semiHidden="1" w:unhideWhenUsed="1"/>
+    <w:lsdException w:name="table of authorities" w:semiHidden="1" w:unhideWhenUsed="1"/>
+    <w:lsdException w:name="macro" w:semiHidden="1" w:unhideWhenUsed="1"/>
+    <w:lsdException w:name="toa heading" w:semiHidden="1" w:unhideWhenUsed="1"/>
+    <w:lsdException w:name="List" w:semiHidden="1" w:unhideWhenUsed="1"/>
+    <w:lsdException w:name="List Bullet" w:semiHidden="1" w:unhideWhenUsed="1"/>
+    <w:lsdException w:name="List Number" w:semiHidden="1" w:unhideWhenUsed="1"/>
+    <w:lsdException w:name="List 2" w:semiHidden="1" w:unhideWhenUsed="1"/>
+    <w:lsdException w:name="List 3" w:semiHidden="1" w:unhideWhenUsed="1"/>
+    <w:lsdException w:name="List 4" w:semiHidden="1" w:unhideWhenUsed="1"/>
+    <w:lsdException w:name="List 5" w:semiHidden="1" w:unhideWhenUsed="1"/>
+    <w:lsdException w:name="List Bullet 2" w:semiHidden="1" w:unhideWhenUsed="1"/>
+    <w:lsdException w:name="List Bullet 3" w:semiHidden="1" w:unhideWhenUsed="1"/>
+    <w:lsdException w:name="List Bullet 4" w:semiHidden="1" w:unhideWhenUsed="1"/>
+    <w:lsdException w:name="List Bullet 5" w:semiHidden="1" w:unhideWhenUsed="1"/>
+    <w:lsdException w:name="List Number 2" w:semiHidden="1" w:unhideWhenUsed="1"/>
+    <w:lsdException w:name="List Number 3" w:semiHidden="1" w:unhideWhenUsed="1"/>
+    <w:lsdException w:name="List Number 4" w:semiHidden="1" w:unhideWhenUsed="1"/>
+    <w:lsdException w:name="List Number 5" w:semiHidden="1" w:unhideWhenUsed="1"/>
+    <w:lsdException w:name="Title" w:uiPriority="10" w:qFormat="1"/>
+    <w:lsdException w:name="Closing" w:semiHidden="1" w:unhideWhenUsed="1"/>
+    <w:lsdException w:name="Signature" w:semiHidden="1" w:unhideWhenUsed="1"/>
+    <w:lsdException w:name="Default Paragraph Font" w:semiHidden="1" w:uiPriority="1" w:unhideWhenUsed="1"/>
+    <w:lsdException w:name="Body Text" w:semiHidden="1" w:unhideWhenUsed="1"/>
+    <w:lsdException w:name="Body Text Indent" w:semiHidden="1" w:unhideWhenUsed="1"/>
+    <w:lsdException w:name="List Continue" w:semiHidden="1" w:unhideWhenUsed="1"/>
+    <w:lsdException w:name="List Continue 2" w:semiHidden="1" w:unhideWhenUsed="1"/>
+    <w:lsdException w:name="List Continue 3" w:semiHidden="1" w:unhideWhenUsed="1"/>
+    <w:lsdException w:name="List Continue 4" w:semiHidden="1" w:unhideWhenUsed="1"/>
+    <w:lsdException w:name="List Continue 5" w:semiHidden="1" w:unhideWhenUsed="1"/>
+    <w:lsdException w:name="Message Header" w:semiHidden="1" w:unhideWhenUsed="1"/>
+    <w:lsdException w:name="Subtitle" w:uiPriority="11" w:qFormat="1"/>
+    <w:lsdException w:name="Salutation" w:semiHidden="1" w:unhideWhenUsed="1"/>
+    <w:lsdException w:name="Date" w:semiHidden="1" w:unhideWhenUsed="1"/>
+    <w:lsdException w:name="Body Text First Indent" w:semiHidden="1" w:unhideWhenUsed="1"/>
+    <w:lsdException w:name="Body Text First Indent 2" w:semiHidden="1" w:unhideWhenUsed="1"/>
+    <w:lsdException w:name="Note Heading" w:semiHidden="1" w:unhideWhenUsed="1"/>
+    <w:lsdException w:name="Body Text 2" w:semiHidden="1" w:unhideWhenUsed="1"/>
+    <w:lsdException w:name="Body Text 3" w:semiHidden="1" w:unhideWhenUsed="1"/>
+    <w:lsdException w:name="Body Text Indent 2" w:semiHidden="1" w:unhideWhenUsed="1"/>
+    <w:lsdException w:name="Body Text Indent 3" w:semiHidden="1" w:unhideWhenUsed="1"/>
+    <w:lsdException w:name="Block Text" w:semiHidden="1" w:unhideWhenUsed="1"/>
+    <w:lsdException w:name="Hyperlink" w:semiHidden="1" w:unhideWhenUsed="1"/>
+    <w:lsdException w:name="FollowedHyperlink" w:semiHidden="1" w:unhideWhenUsed="1"/>
+    <w:lsdException w:name="Strong" w:uiPriority="22" w:qFormat="1"/>
+    <w:lsdException w:name="Emphasis" w:uiPriority="20" w:qFormat="1"/>
+    <w:lsdException w:name="Document Map" w:semiHidden="1" w:unhideWhenUsed="1"/>
+    <w:lsdException w:name="Plain Text" w:semiHidden="1" w:unhideWhenUsed="1"/>
+    <w:lsdException w:name="E-mail Signature" w:semiHidden="1" w:unhideWhenUsed="1"/>
+    <w:lsdException w:name="HTML Top of Form" w:semiHidden="1" w:unhideWhenUsed="1"/>
+    <w:lsdException w:name="HTML Bottom of Form" w:semiHidden="1" w:unhideWhenUsed="1"/>
+    <w:lsdException w:name="Normal (Web)" w:semiHidden="1" w:unhideWhenUsed="1"/>
+    <w:lsdException w:name="HTML Acronym" w:semiHidden="1" w:unhideWhenUsed="1"/>
+    <w:lsdException w:name="HTML Address" w:semiHidden="1" w:unhideWhenUsed="1"/>
+    <w:lsdException w:name="HTML Cite" w:semiHidden="1" w:unhideWhenUsed="1"/>
+    <w:lsdException w:name="HTML Code" w:semiHidden="1" w:unhideWhenUsed="1"/>
+    <w:lsdException w:name="HTML Definition" w:semiHidden="1" w:unhideWhenUsed="1"/>
+    <w:lsdException w:name="HTML Keyboard" w:semiHidden="1" w:unhideWhenUsed="1"/>
+    <w:lsdException w:name="HTML Preformatted" w:semiHidden="1" w:unhideWhenUsed="1"/>
+    <w:lsdException w:name="HTML Sample" w:semiHidden="1" w:unhideWhenUsed="1"/>
+    <w:lsdException w:name="HTML Typewriter" w:semiHidden="1" w:unhideWhenUsed="1"/>
+    <w:lsdException w:name="HTML Variable" w:semiHidden="1" w:unhideWhenUsed="1"/>
+    <w:lsdException w:name="Normal Table" w:semiHidden="1" w:unhideWhenUsed="1"/>
+    <w:lsdException w:name="annotation subject" w:semiHidden="1" w:unhideWhenUsed="1"/>
+    <w:lsdException w:name="No List" w:semiHidden="1" w:unhideWhenUsed="1"/>
+    <w:lsdException w:name="Outline List 1" w:semiHidden="1" w:unhideWhenUsed="1"/>
+    <w:lsdException w:name="Outline List 2" w:semiHidden="1" w:unhideWhenUsed="1"/>
+    <w:lsdException w:name="Outline List 3" w:semiHidden="1" w:unhideWhenUsed="1"/>
+    <w:lsdException w:name="Table Simple 1" w:semiHidden="1" w:unhideWhenUsed="1"/>
+    <w:lsdException w:name="Table Simple 2" w:semiHidden="1" w:unhideWhenUsed="1"/>
+    <w:lsdException w:name="Table Simple 3" w:semiHidden="1" w:unhideWhenUsed="1"/>
+    <w:lsdException w:name="Table Classic 1" w:semiHidden="1" w:unhideWhenUsed="1"/>
+    <w:lsdException w:name="Table Classic 2" w:semiHidden="1" w:unhideWhenUsed="1"/>
+    <w:lsdException w:name="Table Classic 3" w:semiHidden="1" w:unhideWhenUsed="1"/>
+    <w:lsdException w:name="Table Classic 4" w:semiHidden="1" w:unhideWhenUsed="1"/>
+    <w:lsdException w:name="Table Colorful 1" w:semiHidden="1" w:unhideWhenUsed="1"/>
+    <w:lsdException w:name="Table Colorful 2" w:semiHidden="1" w:unhideWhenUsed="1"/>
+    <w:lsdException w:name="Table Colorful 3" w:semiHidden="1" w:unhideWhenUsed="1"/>
+    <w:lsdException w:name="Table Columns 1" w:semiHidden="1" w:unhideWhenUsed="1"/>
+    <w:lsdException w:name="Table Columns 2" w:semiHidden="1" w:unhideWhenUsed="1"/>
+    <w:lsdException w:name="Table Columns 3" w:semiHidden="1" w:unhideWhenUsed="1"/>
+    <w:lsdException w:name="Table Columns 4" w:semiHidden="1" w:unhideWhenUsed="1"/>
+    <w:lsdException w:name="Table Columns 5" w:semiHidden="1" w:unhideWhenUsed="1"/>
+    <w:lsdException w:name="Table Grid 1" w:semiHidden="1" w:unhideWhenUsed="1"/>
+    <w:lsdException w:name="Table Grid 2" w:semiHidden="1" w:unhideWhenUsed="1"/>
+    <w:lsdException w:name="Table Grid 3" w:semiHidden="1" w:unhideWhenUsed="1"/>
+    <w:lsdException w:name="Table Grid 4" w:semiHidden="1" w:unhideWhenUsed="1"/>
+    <w:lsdException w:name="Table Grid 5" w:semiHidden="1" w:unhideWhenUsed="1"/>
+    <w:lsdException w:name="Table Grid 6" w:semiHidden="1" w:unhideWhenUsed="1"/>
+    <w:lsdException w:name="Table Grid 7" w:semiHidden="1" w:unhideWhenUsed="1"/>
+    <w:lsdException w:name="Table Grid 8" w:semiHidden="1" w:unhideWhenUsed="1"/>
+    <w:lsdException w:name="Table List 1" w:semiHidden="1" w:unhideWhenUsed="1"/>
+    <w:lsdException w:name="Table List 2" w:semiHidden="1" w:unhideWhenUsed="1"/>
+    <w:lsdException w:name="Table List 3" w:semiHidden="1" w:unhideWhenUsed="1"/>
+    <w:lsdException w:name="Table List 4" w:semiHidden="1" w:unhideWhenUsed="1"/>
+    <w:lsdException w:name="Table List 5" w:semiHidden="1" w:unhideWhenUsed="1"/>
+    <w:lsdException w:name="Table List 6" w:semiHidden="1" w:unhideWhenUsed="1"/>
+    <w:lsdException w:name="Table List 7" w:semiHidden="1" w:unhideWhenUsed="1"/>
+    <w:lsdException w:name="Table List 8" w:semiHidden="1" w:unhideWhenUsed="1"/>
+    <w:lsdException w:name="Table 3D effects 1" w:semiHidden="1" w:unhideWhenUsed="1"/>
+    <w:lsdException w:name="Table 3D effects 2" w:semiHidden="1" w:unhideWhenUsed="1"/>
+    <w:lsdException w:name="Table 3D effects 3" w:semiHidden="1" w:unhideWhenUsed="1"/>
+    <w:lsdException w:name="Table Contemporary" w:semiHidden="1" w:unhideWhenUsed="1"/>
+    <w:lsdException w:name="Table Elegant" w:semiHidden="1" w:unhideWhenUsed="1"/>
+    <w:lsdException w:name="Table Professional" w:semiHidden="1" w:unhideWhenUsed="1"/>
+    <w:lsdException w:name="Table Subtle 1" w:semiHidden="1" w:unhideWhenUsed="1"/>
+    <w:lsdException w:name="Table Subtle 2" w:semiHidden="1" w:unhideWhenUsed="1"/>
+    <w:lsdException w:name="Table Web 1" w:semiHidden="1" w:unhideWhenUsed="1"/>
+    <w:lsdException w:name="Table Web 2" w:semiHidden="1" w:unhideWhenUsed="1"/>
+    <w:lsdException w:name="Table Web 3" w:semiHidden="1" w:unhideWhenUsed="1"/>
+    <w:lsdException w:name="Balloon Text" w:semiHidden="1" w:unhideWhenUsed="1"/>
+    <w:lsdException w:name="Table Grid" w:uiPriority="39"/>
+    <w:lsdException w:name="Table Theme" w:semiHidden="1" w:unhideWhenUsed="1"/>
+    <w:lsdException w:name="Placeholder Text" w:semiHidden="1"/>
+    <w:lsdException w:name="No Spacing" w:uiPriority="1" w:qFormat="1"/>
+    <w:lsdException w:name="Light Shading" w:uiPriority="60"/>
+    <w:lsdException w:name="Light List" w:uiPriority="61"/>
+    <w:lsdException w:name="Light Grid" w:uiPriority="62"/>
+    <w:lsdException w:name="Medium Shading 1" w:uiPriority="63"/>
+    <w:lsdException w:name="Medium Shading 2" w:uiPriority="64"/>
+    <w:lsdException w:name="Medium List 1" w:uiPriority="65"/>
+    <w:lsdException w:name="Medium List 2" w:uiPriority="66"/>
+    <w:lsdException w:name="Medium Grid 1" w:uiPriority="67"/>
+    <w:lsdException w:name="Medium Grid 2" w:uiPriority="68"/>
+    <w:lsdException w:name="Medium Grid 3" w:uiPriority="69"/>
+    <w:lsdException w:name="Dark List" w:uiPriority="70"/>
+    <w:lsdException w:name="Colorful Shading" w:uiPriority="71"/>
+    <w:lsdException w:name="Colorful List" w:uiPriority="72"/>
+    <w:lsdException w:name="Colorful Grid" w:uiPriority="73"/>
+    <w:lsdException w:name="Light Shading Accent 1" w:uiPriority="60"/>
+    <w:lsdException w:name="Light List Accent 1" w:uiPriority="61"/>
+    <w:lsdException w:name="Light Grid Accent 1" w:uiPriority="62"/>
+    <w:lsdException w:name="Medium Shading 1 Accent 1" w:uiPriority="63"/>
+    <w:lsdException w:name="Medium Shading 2 Accent 1" w:uiPriority="64"/>
+    <w:lsdException w:name="Medium List 1 Accent 1" w:uiPriority="65"/>
+    <w:lsdException w:name="Revision" w:semiHidden="1"/>
+    <w:lsdException w:name="List Paragraph" w:uiPriority="34" w:qFormat="1"/>
+    <w:lsdException w:name="Quote" w:uiPriority="29" w:qFormat="1"/>
+    <w:lsdException w:name="Intense Quote" w:uiPriority="30" w:qFormat="1"/>
+    <w:lsdException w:name="Medium List 2 Accent 1" w:uiPriority="66"/>
+    <w:lsdException w:name="Medium Grid 1 Accent 1" w:uiPriority="67"/>
+    <w:lsdException w:name="Medium Grid 2 Accent 1" w:uiPriority="68"/>
+    <w:lsdException w:name="Medium Grid 3 Accent 1" w:uiPriority="69"/>
+    <w:lsdException w:name="Dark List Accent 1" w:uiPriority="70"/>
+    <w:lsdException w:name="Colorful Shading Accent 1" w:uiPriority="71"/>
+    <w:lsdException w:name="Colorful List Accent 1" w:uiPriority="72"/>
+    <w:lsdException w:name="Colorful Grid Accent 1" w:uiPriority="73"/>
+    <w:lsdException w:name="Light Shading Accent 2" w:uiPriority="60"/>
+    <w:lsdException w:name="Light List Accent 2" w:uiPriority="61"/>
+    <w:lsdException w:name="Light Grid Accent 2" w:uiPriority="62"/>
+    <w:lsdException w:name="Medium Shading 1 Accent 2" w:uiPriority="63"/>
+    <w:lsdException w:name="Medium Shading 2 Accent 2" w:uiPriority="64"/>
+    <w:lsdException w:name="Medium List 1 Accent 2" w:uiPriority="65"/>
+    <w:lsdException w:name="Medium List 2 Accent 2" w:uiPriority="66"/>
+    <w:lsdException w:name="Medium Grid 1 Accent 2" w:uiPriority="67"/>
+    <w:lsdException w:name="Medium Grid 2 Accent 2" w:uiPriority="68"/>
+    <w:lsdException w:name="Medium Grid 3 Accent 2" w:uiPriority="69"/>
+    <w:lsdException w:name="Dark List Accent 2" w:uiPriority="70"/>
+    <w:lsdException w:name="Colorful Shading Accent 2" w:uiPriority="71"/>
+    <w:lsdException w:name="Colorful List Accent 2" w:uiPriority="72"/>
+    <w:lsdException w:name="Colorful Grid Accent 2" w:uiPriority="73"/>
+    <w:lsdException w:name="Light Shading Accent 3" w:uiPriority="60"/>
+    <w:lsdException w:name="Light List Accent 3" w:uiPriority="61"/>
+    <w:lsdException w:name="Light Grid Accent 3" w:uiPriority="62"/>
+    <w:lsdException w:name="Medium Shading 1 Accent 3" w:uiPriority="63"/>
+    <w:lsdException w:name="Medium Shading 2 Accent 3" w:uiPriority="64"/>
+    <w:lsdException w:name="Medium List 1 Accent 3" w:uiPriority="65"/>
+    <w:lsdException w:name="Medium List 2 Accent 3" w:uiPriority="66"/>
+    <w:lsdException w:name="Medium Grid 1 Accent 3" w:uiPriority="67"/>
+    <w:lsdException w:name="Medium Grid 2 Accent 3" w:uiPriority="68"/>
+    <w:lsdException w:name="Medium Grid 3 Accent 3" w:uiPriority="69"/>
+    <w:lsdException w:name="Dark List Accent 3" w:uiPriority="70"/>
+    <w:lsdException w:name="Colorful Shading Accent 3" w:uiPriority="71"/>
+    <w:lsdException w:name="Colorful List Accent 3" w:uiPriority="72"/>
+    <w:lsdException w:name="Colorful Grid Accent 3" w:uiPriority="73"/>
+    <w:lsdException w:name="Light Shading Accent 4" w:uiPriority="60"/>
+    <w:lsdException w:name="Light List Accent 4" w:uiPriority="61"/>
+    <w:lsdException w:name="Light Grid Accent 4" w:uiPriority="62"/>
+    <w:lsdException w:name="Medium Shading 1 Accent 4" w:uiPriority="63"/>
+    <w:lsdException w:name="Medium Shading 2 Accent 4" w:uiPriority="64"/>
+    <w:lsdException w:name="Medium List 1 Accent 4" w:uiPriority="65"/>
+    <w:lsdException w:name="Medium List 2 Accent 4" w:uiPriority="66"/>
+    <w:lsdException w:name="Medium Grid 1 Accent 4" w:uiPriority="67"/>
+    <w:lsdException w:name="Medium Grid 2 Accent 4" w:uiPriority="68"/>
+    <w:lsdException w:name="Medium Grid 3 Accent 4" w:uiPriority="69"/>
+    <w:lsdException w:name="Dark List Accent 4" w:uiPriority="70"/>
+    <w:lsdException w:name="Colorful Shading Accent 4" w:uiPriority="71"/>
+    <w:lsdException w:name="Colorful List Accent 4" w:uiPriority="72"/>
+    <w:lsdException w:name="Colorful Grid Accent 4" w:uiPriority="73"/>
+    <w:lsdException w:name="Light Shading Accent 5" w:uiPriority="60"/>
+    <w:lsdException w:name="Light List Accent 5" w:uiPriority="61"/>
+    <w:lsdException w:name="Light Grid Accent 5" w:uiPriority="62"/>
+    <w:lsdException w:name="Medium Shading 1 Accent 5" w:uiPriority="63"/>
+    <w:lsdException w:name="Medium Shading 2 Accent 5" w:uiPriority="64"/>
+    <w:lsdException w:name="Medium List 1 Accent 5" w:uiPriority="65"/>
+    <w:lsdException w:name="Medium List 2 Accent 5" w:uiPriority="66"/>
+    <w:lsdException w:name="Medium Grid 1 Accent 5" w:uiPriority="67"/>
+    <w:lsdException w:name="Medium Grid 2 Accent 5" w:uiPriority="68"/>
+    <w:lsdException w:name="Medium Grid 3 Accent 5" w:uiPriority="69"/>
+    <w:lsdException w:name="Dark List Accent 5" w:uiPriority="70"/>
+    <w:lsdException w:name="Colorful Shading Accent 5" w:uiPriority="71"/>
+    <w:lsdException w:name="Colorful List Accent 5" w:uiPriority="72"/>
+    <w:lsdException w:name="Colorful Grid Accent 5" w:uiPriority="73"/>
+    <w:lsdException w:name="Light Shading Accent 6" w:uiPriority="60"/>
+    <w:lsdException w:name="Light List Accent 6" w:uiPriority="61"/>
+    <w:lsdException w:name="Light Grid Accent 6" w:uiPriority="62"/>
+    <w:lsdException w:name="Medium Shading 1 Accent 6" w:uiPriority="63"/>
+    <w:lsdException w:name="Medium Shading 2 Accent 6" w:uiPriority="64"/>
+    <w:lsdException w:name="Medium List 1 Accent 6" w:uiPriority="65"/>
+    <w:lsdException w:name="Medium List 2 Accent 6" w:uiPriority="66"/>
+    <w:lsdException w:name="Medium Grid 1 Accent 6" w:uiPriority="67"/>
+    <w:lsdException w:name="Medium Grid 2 Accent 6" w:uiPriority="68"/>
+    <w:lsdException w:name="Medium Grid 3 Accent 6" w:uiPriority="69"/>
+    <w:lsdException w:name="Dark List Accent 6" w:uiPriority="70"/>
+    <w:lsdException w:name="Colorful Shading Accent 6" w:uiPriority="71"/>
+    <w:lsdException w:name="Colorful List Accent 6" w:uiPriority="72"/>
+    <w:lsdException w:name="Colorful Grid Accent 6" w:uiPriority="73"/>
+    <w:lsdException w:name="Subtle Emphasis" w:uiPriority="19" w:qFormat="1"/>
+    <w:lsdException w:name="Intense Emphasis" w:uiPriority="21" w:qFormat="1"/>
+    <w:lsdException w:name="Subtle Reference" w:uiPriority="31" w:qFormat="1"/>
+    <w:lsdException w:name="Intense Reference" w:uiPriority="32" w:qFormat="1"/>
+    <w:lsdException w:name="Book Title" w:uiPriority="33" w:qFormat="1"/>
+    <w:lsdException w:name="Bibliography" w:semiHidden="1" w:uiPriority="37" w:unhideWhenUsed="1"/>
+    <w:lsdException w:name="TOC Heading" w:semiHidden="1" w:uiPriority="39" w:unhideWhenUsed="1" w:qFormat="1"/>
+    <w:lsdException w:name="Plain Table 1" w:uiPriority="41"/>
+    <w:lsdException w:name="Plain Table 2" w:uiPriority="42"/>
+    <w:lsdException w:name="Plain Table 3" w:uiPriority="43"/>
+    <w:lsdException w:name="Plain Table 4" w:uiPriority="44"/>
+    <w:lsdException w:name="Plain Table 5" w:uiPriority="45"/>
+    <w:lsdException w:name="Grid Table Light" w:uiPriority="40"/>
+    <w:lsdException w:name="Grid Table 1 Light" w:uiPriority="46"/>
+    <w:lsdException w:name="Grid Table 2" w:uiPriority="47"/>
+    <w:lsdException w:name="Grid Table 3" w:uiPriority="48"/>
+    <w:lsdException w:name="Grid Table 4" w:uiPriority="49"/>
+    <w:lsdException w:name="Grid Table 5 Dark" w:uiPriority="50"/>
+    <w:lsdException w:name="Grid Table 6 Colorful" w:uiPriority="51"/>
+    <w:lsdException w:name="Grid Table 7 Colorful" w:uiPriority="52"/>
+    <w:lsdException w:name="Grid Table 1 Light Accent 1" w:uiPriority="46"/>
+    <w:lsdException w:name="Grid Table 2 Accent 1" w:uiPriority="47"/>
+    <w:lsdException w:name="Grid Table 3 Accent 1" w:uiPriority="48"/>
+    <w:lsdException w:name="Grid Table 4 Accent 1" w:uiPriority="49"/>
+    <w:lsdException w:name="Grid Table 5 Dark Accent 1" w:uiPriority="50"/>
+    <w:lsdException w:name="Grid Table 6 Colorful Accent 1" w:uiPriority="51"/>
+    <w:lsdException w:name="Grid Table 7 Colorful Accent 1" w:uiPriority="52"/>
+    <w:lsdException w:name="Grid Table 1 Light Accent 2" w:uiPriority="46"/>
+    <w:lsdException w:name="Grid Table 2 Accent 2" w:uiPriority="47"/>
+    <w:lsdException w:name="Grid Table 3 Accent 2" w:uiPriority="48"/>
+    <w:lsdException w:name="Grid Table 4 Accent 2" w:uiPriority="49"/>
+    <w:lsdException w:name="Grid Table 5 Dark Accent 2" w:uiPriority="50"/>
+    <w:lsdException w:name="Grid Table 6 Colorful Accent 2" w:uiPriority="51"/>
+    <w:lsdException w:name="Grid Table 7 Colorful Accent 2" w:uiPriority="52"/>
+    <w:lsdException w:name="Grid Table 1 Light Accent 3" w:uiPriority="46"/>
+    <w:lsdException w:name="Grid Table 2 Accent 3" w:uiPriority="47"/>
+    <w:lsdException w:name="Grid Table 3 Accent 3" w:uiPriority="48"/>
+    <w:lsdException w:name="Grid Table 4 Accent 3" w:uiPriority="49"/>
+    <w:lsdException w:name="Grid Table 5 Dark Accent 3" w:uiPriority="50"/>
+    <w:lsdException w:name="Grid Table 6 Colorful Accent 3" w:uiPriority="51"/>
+    <w:lsdException w:name="Grid Table 7 Colorful Accent 3" w:uiPriority="52"/>
+    <w:lsdException w:name="Grid Table 1 Light Accent 4" w:uiPriority="46"/>
+    <w:lsdException w:name="Grid Table 2 Accent 4" w:uiPriority="47"/>
+    <w:lsdException w:name="Grid Table 3 Accent 4" w:uiPriority="48"/>
+    <w:lsdException w:name="Grid Table 4 Accent 4" w:uiPriority="49"/>
+    <w:lsdException w:name="Grid Table 5 Dark Accent 4" w:uiPriority="50"/>
+    <w:lsdException w:name="Grid Table 6 Colorful Accent 4" w:uiPriority="51"/>
+    <w:lsdException w:name="Grid Table 7 Colorful Accent 4" w:uiPriority="52"/>
+    <w:lsdException w:name="Grid Table 1 Light Accent 5" w:uiPriority="46"/>
+    <w:lsdException w:name="Grid Table 2 Accent 5" w:uiPriority="47"/>
+    <w:lsdException w:name="Grid Table 3 Accent 5" w:uiPriority="48"/>
+    <w:lsdException w:name="Grid Table 4 Accent 5" w:uiPriority="49"/>
+    <w:lsdException w:name="Grid Table 5 Dark Accent 5" w:uiPriority="50"/>
+    <w:lsdException w:name="Grid Table 6 Colorful Accent 5" w:uiPriority="51"/>
+    <w:lsdException w:name="Grid Table 7 Colorful Accent 5" w:uiPriority="52"/>
+    <w:lsdException w:name="Grid Table 1 Light Accent 6" w:uiPriority="46"/>
+    <w:lsdException w:name="Grid Table 2 Accent 6" w:uiPriority="47"/>
+    <w:lsdException w:name="Grid Table 3 Accent 6" w:uiPriority="48"/>
+    <w:lsdException w:name="Grid Table 4 Accent 6" w:uiPriority="49"/>
+    <w:lsdException w:name="Grid Table 5 Dark Accent 6" w:uiPriority="50"/>
+    <w:lsdException w:name="Grid Table 6 Colorful Accent 6" w:uiPriority="51"/>
+    <w:lsdException w:name="Grid Table 7 Colorful Accent 6" w:uiPriority="52"/>
+    <w:lsdException w:name="List Table 1 Light" w:uiPriority="46"/>
+    <w:lsdException w:name="List Table 2" w:uiPriority="47"/>
+    <w:lsdException w:name="List Table 3" w:uiPriority="48"/>
+    <w:lsdException w:name="List Table 4" w:uiPriority="49"/>
+    <w:lsdException w:name="List Table 5 Dark" w:uiPriority="50"/>
+    <w:lsdException w:name="List Table 6 Colorful" w:uiPriority="51"/>
+    <w:lsdException w:name="List Table 7 Colorful" w:uiPriority="52"/>
+    <w:lsdException w:name="List Table 1 Light Accent 1" w:uiPriority="46"/>
+    <w:lsdException w:name="List Table 2 Accent 1" w:uiPriority="47"/>
+    <w:lsdException w:name="List Table 3 Accent 1" w:uiPriority="48"/>
+    <w:lsdException w:name="List Table 4 Accent 1" w:uiPriority="49"/>
+    <w:lsdException w:name="List Table 5 Dark Accent 1" w:uiPriority="50"/>
+    <w:lsdException w:name="List Table 6 Colorful Accent 1" w:uiPriority="51"/>
+    <w:lsdException w:name="List Table 7 Colorful Accent 1" w:uiPriority="52"/>
+    <w:lsdException w:name="List Table 1 Light Accent 2" w:uiPriority="46"/>
+    <w:lsdException w:name="List Table 2 Accent 2" w:uiPriority="47"/>
+    <w:lsdException w:name="List Table 3 Accent 2" w:uiPriority="48"/>
+    <w:lsdException w:name="List Table 4 Accent 2" w:uiPriority="49"/>
+    <w:lsdException w:name="List Table 5 Dark Accent 2" w:uiPriority="50"/>
+    <w:lsdException w:name="List Table 6 Colorful Accent 2" w:uiPriority="51"/>
+    <w:lsdException w:name="List Table 7 Colorful Accent 2" w:uiPriority="52"/>
+    <w:lsdException w:name="List Table 1 Light Accent 3" w:uiPriority="46"/>
+    <w:lsdException w:name="List Table 2 Accent 3" w:uiPriority="47"/>
+    <w:lsdException w:name="List Table 3 Accent 3" w:uiPriority="48"/>
+    <w:lsdException w:name="List Table 4 Accent 3" w:uiPriority="49"/>
+    <w:lsdException w:name="List Table 5 Dark Accent 3" w:uiPriority="50"/>
+    <w:lsdException w:name="List Table 6 Colorful Accent 3" w:uiPriority="51"/>
+    <w:lsdException w:name="List Table 7 Colorful Accent 3" w:uiPriority="52"/>
+    <w:lsdException w:name="List Table 1 Light Accent 4" w:uiPriority="46"/>
+    <w:lsdException w:name="List Table 2 Accent 4" w:uiPriority="47"/>
+    <w:lsdException w:name="List Table 3 Accent 4" w:uiPriority="48"/>
+    <w:lsdException w:name="List Table 4 Accent 4" w:uiPriority="49"/>
+    <w:lsdException w:name="List Table 5 Dark Accent 4" w:uiPriority="50"/>
+    <w:lsdException w:name="List Table 6 Colorful Accent 4" w:uiPriority="51"/>
+    <w:lsdException w:name="List Table 7 Colorful Accent 4" w:uiPriority="52"/>
+    <w:lsdException w:name="List Table 1 Light Accent 5" w:uiPriority="46"/>
+    <w:lsdException w:name="List Table 2 Accent 5" w:uiPriority="47"/>
+    <w:lsdException w:name="List Table 3 Accent 5" w:uiPriority="48"/>
+    <w:lsdException w:name="List Table 4 Accent 5" w:uiPriority="49"/>
+    <w:lsdException w:name="List Table 5 Dark Accent 5" w:uiPriority="50"/>
+    <w:lsdException w:name="List Table 6 Colorful Accent 5" w:uiPriority="51"/>
+    <w:lsdException w:name="List Table 7 Colorful Accent 5" w:uiPriority="52"/>
+    <w:lsdException w:name="List Table 1 Light Accent 6" w:uiPriority="46"/>
+    <w:lsdException w:name="List Table 2 Accent 6" w:uiPriority="47"/>
+    <w:lsdException w:name="List Table 3 Accent 6" w:uiPriority="48"/>
+    <w:lsdException w:name="List Table 4 Accent 6" w:uiPriority="49"/>
+    <w:lsdException w:name="List Table 5 Dark Accent 6" w:uiPriority="50"/>
+    <w:lsdException w:name="List Table 6 Colorful Accent 6" w:uiPriority="51"/>
+    <w:lsdException w:name="List Table 7 Colorful Accent 6" w:uiPriority="52"/>
+    <w:lsdException w:name="Mention" w:semiHidden="1" w:unhideWhenUsed="1"/>
+    <w:lsdException w:name="Smart Hyperlink" w:semiHidden="1" w:unhideWhenUsed="1"/>
+    <w:lsdException w:name="Hashtag" w:semiHidden="1" w:unhideWhenUsed="1"/>
+    <w:lsdException w:name="Unresolved Mention" w:semiHidden="1" w:unhideWhenUsed="1"/>
+    <w:lsdException w:name="Smart Link" w:semiHidden="1" w:unhideWhenUsed="1"/>
+  </w:latentStyles>
+  <w:style w:type="paragraph" w:default="1" w:styleId="Normal">
     <w:name w:val="Normal"/>
     <w:qFormat/>
+  </w:style>
+  <w:style w:type="paragraph" w:styleId="Rubrik1">
+    <w:name w:val="heading 1"/>
+    <w:basedOn w:val="Normal"/>
+    <w:uiPriority w:val="9"/>
+    <w:qFormat/>
     <w:pPr>
-      <w:widowControl/>
-      <w:bidi w:val="0"/>
-      <w:spacing w:before="0" w:after="0"/>
-      <w:jc w:val="start"/>
+      <w:outlineLvl w:val="0"/>
     </w:pPr>
-    <w:rPr>
-      <w:rFonts w:ascii="Times New Roman" w:hAnsi="Times New Roman" w:eastAsia="Noto Serif CJK SC" w:cs="Noto Sans Devanagari"/>
-      <w:color w:val="auto"/>
-      <w:kern w:val="0"/>
-      <w:sz w:val="20"/>
-      <w:szCs w:val="20"/>
-      <w:lang w:val="sv-SE" w:eastAsia="zh-CN" w:bidi="hi-IN"/>
-    </w:rPr>
-  </w:style>
-  <w:style w:type="paragraph" w:styleId="Heading1">
-    <w:name w:val="heading 1"/>
-    <w:basedOn w:val="Rubrik"/>
-    <w:qFormat/>
-    <w:pPr/>
     <w:rPr>
       <w:color w:val="2E74B5"/>
       <w:sz w:val="32"/>
       <w:szCs w:val="32"/>
     </w:rPr>
   </w:style>
-  <w:style w:type="paragraph" w:styleId="Heading2">
+  <w:style w:type="paragraph" w:styleId="Rubrik2">
     <w:name w:val="heading 2"/>
-    <w:basedOn w:val="Rubrik"/>
-    <w:qFormat/>
-    <w:pPr/>
+    <w:basedOn w:val="Normal"/>
+    <w:uiPriority w:val="9"/>
+    <w:semiHidden/>
+    <w:unhideWhenUsed/>
+    <w:qFormat/>
+    <w:pPr>
+      <w:outlineLvl w:val="1"/>
+    </w:pPr>
     <w:rPr>
       <w:color w:val="2E74B5"/>
       <w:sz w:val="26"/>
       <w:szCs w:val="26"/>
     </w:rPr>
   </w:style>
-  <w:style w:type="paragraph" w:styleId="Heading3">
+  <w:style w:type="paragraph" w:styleId="Rubrik3">
     <w:name w:val="heading 3"/>
-    <w:basedOn w:val="Rubrik"/>
-    <w:qFormat/>
-    <w:pPr/>
+    <w:basedOn w:val="Normal"/>
+    <w:uiPriority w:val="9"/>
+    <w:semiHidden/>
+    <w:unhideWhenUsed/>
+    <w:qFormat/>
+    <w:pPr>
+      <w:outlineLvl w:val="2"/>
+    </w:pPr>
     <w:rPr>
       <w:color w:val="1F4D78"/>
       <w:sz w:val="24"/>
       <w:szCs w:val="24"/>
     </w:rPr>
   </w:style>
-  <w:style w:type="paragraph" w:styleId="Heading4">
+  <w:style w:type="paragraph" w:styleId="Rubrik4">
     <w:name w:val="heading 4"/>
-    <w:basedOn w:val="Rubrik"/>
-    <w:qFormat/>
-    <w:pPr/>
+    <w:basedOn w:val="Normal"/>
+    <w:uiPriority w:val="9"/>
+    <w:semiHidden/>
+    <w:unhideWhenUsed/>
+    <w:qFormat/>
+    <w:pPr>
+      <w:outlineLvl w:val="3"/>
+    </w:pPr>
     <w:rPr>
       <w:i/>
       <w:iCs/>
       <w:color w:val="2E74B5"/>
     </w:rPr>
   </w:style>
-  <w:style w:type="paragraph" w:styleId="Heading5">
+  <w:style w:type="paragraph" w:styleId="Rubrik5">
     <w:name w:val="heading 5"/>
-    <w:basedOn w:val="Rubrik"/>
-    <w:qFormat/>
-    <w:pPr/>
+    <w:basedOn w:val="Normal"/>
+    <w:uiPriority w:val="9"/>
+    <w:semiHidden/>
+    <w:unhideWhenUsed/>
+    <w:qFormat/>
+    <w:pPr>
+      <w:outlineLvl w:val="4"/>
+    </w:pPr>
     <w:rPr>
       <w:color w:val="2E74B5"/>
     </w:rPr>
   </w:style>
-  <w:style w:type="paragraph" w:styleId="Heading6">
+  <w:style w:type="paragraph" w:styleId="Rubrik6">
     <w:name w:val="heading 6"/>
-    <w:basedOn w:val="Rubrik"/>
-    <w:qFormat/>
-    <w:pPr/>
+    <w:basedOn w:val="Normal"/>
+    <w:uiPriority w:val="9"/>
+    <w:semiHidden/>
+    <w:unhideWhenUsed/>
+    <w:qFormat/>
+    <w:pPr>
+      <w:outlineLvl w:val="5"/>
+    </w:pPr>
     <w:rPr>
       <w:color w:val="1F4D78"/>
     </w:rPr>
   </w:style>
-  <w:style w:type="character" w:styleId="Hyperlink">
+  <w:style w:type="character" w:default="1" w:styleId="Standardstycketeckensnitt">
+    <w:name w:val="Default Paragraph Font"/>
+    <w:uiPriority w:val="1"/>
+    <w:semiHidden/>
+    <w:unhideWhenUsed/>
+  </w:style>
+  <w:style w:type="table" w:default="1" w:styleId="Normaltabell">
+    <w:name w:val="Normal Table"/>
+    <w:uiPriority w:val="99"/>
+    <w:semiHidden/>
+    <w:unhideWhenUsed/>
+    <w:tblPr>
+      <w:tblInd w:w="0" w:type="dxa"/>
+      <w:tblCellMar>
+        <w:top w:w="0" w:type="dxa"/>
+        <w:left w:w="108" w:type="dxa"/>
+        <w:bottom w:w="0" w:type="dxa"/>
+        <w:right w:w="108" w:type="dxa"/>
+      </w:tblCellMar>
+    </w:tblPr>
+  </w:style>
+  <w:style w:type="numbering" w:default="1" w:styleId="Ingenlista">
+    <w:name w:val="No List"/>
+    <w:uiPriority w:val="99"/>
+    <w:semiHidden/>
+    <w:unhideWhenUsed/>
+  </w:style>
+  <w:style w:type="character" w:styleId="Hyperlnk">
     <w:name w:val="Hyperlink"/>
     <w:uiPriority w:val="99"/>
     <w:unhideWhenUsed/>
@@ -615,7 +862,7 @@
       <w:u w:val="single"/>
     </w:rPr>
   </w:style>
-  <w:style w:type="character" w:styleId="Fotnotstecken">
+  <w:style w:type="character" w:customStyle="1" w:styleId="Fotnotstecken">
     <w:name w:val="Fotnotstecken"/>
     <w:uiPriority w:val="99"/>
     <w:semiHidden/>
@@ -625,14 +872,15 @@
       <w:vertAlign w:val="superscript"/>
     </w:rPr>
   </w:style>
-  <w:style w:type="character" w:styleId="FootnoteReference">
+  <w:style w:type="character" w:styleId="Fotnotsreferens">
     <w:name w:val="footnote reference"/>
     <w:rPr>
       <w:vertAlign w:val="superscript"/>
     </w:rPr>
   </w:style>
-  <w:style w:type="character" w:styleId="FootnoteTextChar">
-    <w:name w:val="Footnote Text Char"/>
+  <w:style w:type="character" w:customStyle="1" w:styleId="FotnotstextChar">
+    <w:name w:val="Fotnotstext Char"/>
+    <w:link w:val="Fotnotstext"/>
     <w:uiPriority w:val="99"/>
     <w:semiHidden/>
     <w:unhideWhenUsed/>
@@ -642,7 +890,7 @@
       <w:szCs w:val="20"/>
     </w:rPr>
   </w:style>
-  <w:style w:type="character" w:styleId="Slutnotstecken">
+  <w:style w:type="character" w:customStyle="1" w:styleId="Slutnotstecken">
     <w:name w:val="Slutnotstecken"/>
     <w:uiPriority w:val="99"/>
     <w:semiHidden/>
@@ -652,14 +900,15 @@
       <w:vertAlign w:val="superscript"/>
     </w:rPr>
   </w:style>
-  <w:style w:type="character" w:styleId="EndnoteReference">
+  <w:style w:type="character" w:styleId="Slutnotsreferens">
     <w:name w:val="endnote reference"/>
     <w:rPr>
       <w:vertAlign w:val="superscript"/>
     </w:rPr>
   </w:style>
-  <w:style w:type="character" w:styleId="EndnoteTextChar">
-    <w:name w:val="Endnote Text Char"/>
+  <w:style w:type="character" w:customStyle="1" w:styleId="SlutnotstextChar">
+    <w:name w:val="Slutnotstext Char"/>
+    <w:link w:val="Slutnotstext"/>
     <w:uiPriority w:val="99"/>
     <w:semiHidden/>
     <w:unhideWhenUsed/>
@@ -670,37 +919,28 @@
     </w:rPr>
   </w:style>
   <w:style w:type="paragraph" w:styleId="Rubrik">
-    <w:name w:val="Rubrik"/>
+    <w:name w:val="Title"/>
     <w:basedOn w:val="Normal"/>
-    <w:next w:val="BodyText"/>
-    <w:qFormat/>
-    <w:pPr>
-      <w:keepNext w:val="true"/>
-      <w:spacing w:before="240" w:after="120"/>
-    </w:pPr>
-    <w:rPr>
-      <w:rFonts w:ascii="Liberation Sans" w:hAnsi="Liberation Sans" w:eastAsia="Noto Sans CJK SC" w:cs="Noto Sans Devanagari"/>
-      <w:sz w:val="28"/>
-      <w:szCs w:val="28"/>
-    </w:rPr>
-  </w:style>
-  <w:style w:type="paragraph" w:styleId="BodyText">
+    <w:next w:val="Brdtext"/>
+    <w:uiPriority w:val="10"/>
+    <w:qFormat/>
+    <w:rPr>
+      <w:sz w:val="56"/>
+      <w:szCs w:val="56"/>
+    </w:rPr>
+  </w:style>
+  <w:style w:type="paragraph" w:styleId="Brdtext">
     <w:name w:val="Body Text"/>
     <w:basedOn w:val="Normal"/>
     <w:pPr>
-      <w:spacing w:lineRule="auto" w:line="276" w:before="0" w:after="140"/>
+      <w:spacing w:after="140" w:line="276" w:lineRule="auto"/>
     </w:pPr>
-    <w:rPr/>
-  </w:style>
-  <w:style w:type="paragraph" w:styleId="List">
+  </w:style>
+  <w:style w:type="paragraph" w:styleId="Lista">
     <w:name w:val="List"/>
-    <w:basedOn w:val="BodyText"/>
-    <w:pPr/>
-    <w:rPr>
-      <w:rFonts w:cs="Noto Sans Devanagari"/>
-    </w:rPr>
-  </w:style>
-  <w:style w:type="paragraph" w:styleId="Caption">
+    <w:basedOn w:val="Brdtext"/>
+  </w:style>
+  <w:style w:type="paragraph" w:styleId="Beskrivning">
     <w:name w:val="caption"/>
     <w:basedOn w:val="Normal"/>
     <w:qFormat/>
@@ -709,107 +949,53 @@
       <w:spacing w:before="120" w:after="120"/>
     </w:pPr>
     <w:rPr>
-      <w:rFonts w:cs="Noto Sans Devanagari"/>
       <w:i/>
       <w:iCs/>
       <w:sz w:val="24"/>
       <w:szCs w:val="24"/>
     </w:rPr>
   </w:style>
-  <w:style w:type="paragraph" w:styleId="Frteckning">
+  <w:style w:type="paragraph" w:customStyle="1" w:styleId="Frteckning">
     <w:name w:val="Förteckning"/>
     <w:basedOn w:val="Normal"/>
     <w:qFormat/>
     <w:pPr>
       <w:suppressLineNumbers/>
     </w:pPr>
-    <w:rPr>
-      <w:rFonts w:cs="Noto Sans Devanagari"/>
-    </w:rPr>
-  </w:style>
-  <w:style w:type="paragraph" w:styleId="Title">
-    <w:name w:val="Title"/>
-    <w:basedOn w:val="Rubrik"/>
-    <w:qFormat/>
-    <w:pPr/>
-    <w:rPr>
-      <w:sz w:val="56"/>
-      <w:szCs w:val="56"/>
-    </w:rPr>
-  </w:style>
-  <w:style w:type="paragraph" w:styleId="StrongEmphasis">
+  </w:style>
+  <w:style w:type="paragraph" w:customStyle="1" w:styleId="StrongEmphasis">
     <w:name w:val="Strong Emphasis"/>
     <w:qFormat/>
-    <w:pPr>
-      <w:widowControl/>
-      <w:bidi w:val="0"/>
-      <w:spacing w:before="0" w:after="0"/>
-      <w:jc w:val="start"/>
-    </w:pPr>
-    <w:rPr>
-      <w:rFonts w:ascii="Times New Roman" w:hAnsi="Times New Roman" w:eastAsia="Noto Serif CJK SC" w:cs="Noto Sans Devanagari"/>
+    <w:rPr>
       <w:b/>
       <w:bCs/>
-      <w:color w:val="auto"/>
-      <w:kern w:val="0"/>
-      <w:sz w:val="20"/>
-      <w:szCs w:val="20"/>
-      <w:lang w:val="sv-SE" w:eastAsia="zh-CN" w:bidi="hi-IN"/>
-    </w:rPr>
-  </w:style>
-  <w:style w:type="paragraph" w:styleId="ListParagraph">
+    </w:rPr>
+  </w:style>
+  <w:style w:type="paragraph" w:styleId="Liststycke">
     <w:name w:val="List Paragraph"/>
     <w:qFormat/>
-    <w:pPr>
-      <w:widowControl/>
-      <w:bidi w:val="0"/>
-      <w:spacing w:before="0" w:after="0"/>
-      <w:jc w:val="start"/>
-    </w:pPr>
-    <w:rPr>
-      <w:rFonts w:ascii="Times New Roman" w:hAnsi="Times New Roman" w:eastAsia="Noto Serif CJK SC" w:cs="Noto Sans Devanagari"/>
-      <w:color w:val="auto"/>
-      <w:kern w:val="0"/>
-      <w:sz w:val="20"/>
-      <w:szCs w:val="20"/>
-      <w:lang w:val="sv-SE" w:eastAsia="zh-CN" w:bidi="hi-IN"/>
-    </w:rPr>
-  </w:style>
-  <w:style w:type="paragraph" w:styleId="FootnoteText">
+  </w:style>
+  <w:style w:type="paragraph" w:styleId="Fotnotstext">
     <w:name w:val="footnote text"/>
     <w:basedOn w:val="Normal"/>
-    <w:link w:val="FootnoteTextChar"/>
+    <w:link w:val="FotnotstextChar"/>
     <w:uiPriority w:val="99"/>
     <w:semiHidden/>
     <w:unhideWhenUsed/>
-    <w:pPr>
-      <w:spacing w:lineRule="auto" w:line="240" w:before="0" w:after="0"/>
-    </w:pPr>
-    <w:rPr>
-      <w:sz w:val="20"/>
-      <w:szCs w:val="20"/>
-    </w:rPr>
-  </w:style>
-  <w:style w:type="paragraph" w:styleId="EndnoteText">
+  </w:style>
+  <w:style w:type="paragraph" w:styleId="Slutnotstext">
     <w:name w:val="endnote text"/>
     <w:basedOn w:val="Normal"/>
-    <w:link w:val="EndnoteTextChar"/>
+    <w:link w:val="SlutnotstextChar"/>
     <w:uiPriority w:val="99"/>
     <w:semiHidden/>
     <w:unhideWhenUsed/>
-    <w:pPr>
-      <w:spacing w:lineRule="auto" w:line="240" w:before="0" w:after="0"/>
-    </w:pPr>
-    <w:rPr>
-      <w:sz w:val="20"/>
-      <w:szCs w:val="20"/>
-    </w:rPr>
   </w:style>
 </w:styles>
 </file>
 
 <file path=word/theme/theme1.xml><?xml version="1.0" encoding="utf-8"?>
-<a:theme xmlns:a="http://schemas.openxmlformats.org/drawingml/2006/main" xmlns:r="http://schemas.openxmlformats.org/officeDocument/2006/relationships" name="Office">
+<a:theme xmlns:a="http://schemas.openxmlformats.org/drawingml/2006/main" name="Office">
   <a:themeElements>
     <a:clrScheme name="LibreOffice">
       <a:dk1>
@@ -851,14 +1037,14 @@
     </a:clrScheme>
     <a:fontScheme name="Office">
       <a:majorFont>
-        <a:latin typeface="Arial" pitchFamily="0" charset="1"/>
-        <a:ea typeface="DejaVu Sans" pitchFamily="0" charset="1"/>
-        <a:cs typeface="DejaVu Sans" pitchFamily="0" charset="1"/>
+        <a:latin typeface="Arial"/>
+        <a:ea typeface="DejaVu Sans"/>
+        <a:cs typeface="DejaVu Sans"/>
       </a:majorFont>
       <a:minorFont>
-        <a:latin typeface="Arial" pitchFamily="0" charset="1"/>
-        <a:ea typeface="DejaVu Sans" pitchFamily="0" charset="1"/>
-        <a:cs typeface="DejaVu Sans" pitchFamily="0" charset="1"/>
+        <a:latin typeface="Arial"/>
+        <a:ea typeface="DejaVu Sans"/>
+        <a:cs typeface="DejaVu Sans"/>
       </a:minorFont>
     </a:fontScheme>
     <a:fmtScheme>
@@ -911,5 +1097,7 @@
       </a:bgFillStyleLst>
     </a:fmtScheme>
   </a:themeElements>
+  <a:objectDefaults/>
+  <a:extraClrSchemeLst/>
 </a:theme>
 </file>